--- a/constitucion_sas_nova_bienestar/docx/13_Solicitudes_ante_otras_entidades.docx
+++ b/constitucion_sas_nova_bienestar/docx/13_Solicitudes_ante_otras_entidades.docx
@@ -152,52 +152,7 @@
           <w:i w:val="0"/>
           <w:u w:val="none"/>
         </w:rPr>
-        <w:t xml:space="preserve">Medellín (Antioquia), </w:t>
-      </w:r>
-      <w:r>
-        <w:rPr>
-          <w:rFonts w:ascii="Times New Roman" w:hAnsi="Times New Roman"/>
-          <w:b w:val="0"/>
-          <w:i w:val="0"/>
-          <w:u w:val="single"/>
-        </w:rPr>
-        <w:t>_</w:t>
-      </w:r>
-      <w:r>
-        <w:rPr>
-          <w:rFonts w:ascii="Times New Roman" w:hAnsi="Times New Roman"/>
-          <w:b w:val="0"/>
-          <w:i w:val="0"/>
-          <w:u w:val="none"/>
-        </w:rPr>
-        <w:t xml:space="preserve">_ de </w:t>
-      </w:r>
-      <w:r>
-        <w:rPr>
-          <w:rFonts w:ascii="Times New Roman" w:hAnsi="Times New Roman"/>
-          <w:b w:val="0"/>
-          <w:i w:val="0"/>
-          <w:u w:val="single"/>
-        </w:rPr>
-        <w:t>_</w:t>
-      </w:r>
-      <w:r>
-        <w:rPr>
-          <w:rFonts w:ascii="Times New Roman" w:hAnsi="Times New Roman"/>
-          <w:b w:val="0"/>
-          <w:i w:val="0"/>
-          <w:u w:val="single"/>
-        </w:rPr>
-        <w:t>_</w:t>
-      </w:r>
-      <w:r>
-        <w:rPr>
-          <w:rFonts w:ascii="Times New Roman" w:hAnsi="Times New Roman"/>
-          <w:b w:val="0"/>
-          <w:i w:val="0"/>
-          <w:u w:val="none"/>
-        </w:rPr>
-        <w:t>____ de 2026</w:t>
+        <w:t>Medellín (Antioquia), ______ de ______________ de 2026</w:t>
       </w:r>
     </w:p>
     <w:p>
@@ -518,28 +473,9 @@
                 <w:b w:val="0"/>
                 <w:i w:val="0"/>
                 <w:sz w:val="20"/>
-                <w:u w:val="single"/>
+                <w:u w:val="none"/>
               </w:rPr>
-              <w:t>_</w:t>
-            </w:r>
-            <w:r>
-              <w:rPr>
-                <w:rFonts w:ascii="Times New Roman" w:hAnsi="Times New Roman"/>
-                <w:b w:val="0"/>
-                <w:i w:val="0"/>
-                <w:sz w:val="20"/>
-                <w:u w:val="single"/>
-              </w:rPr>
-              <w:t>_</w:t>
-            </w:r>
-            <w:r>
-              <w:rPr>
-                <w:rFonts w:ascii="Times New Roman" w:hAnsi="Times New Roman"/>
-                <w:b w:val="0"/>
-                <w:i w:val="0"/>
-                <w:sz w:val="20"/>
-                <w:u w:val="single"/>
-              </w:rPr>
+              <w:t>____________</w:t>
             </w:r>
           </w:p>
         </w:tc>
@@ -581,28 +517,9 @@
                 <w:b w:val="0"/>
                 <w:i w:val="0"/>
                 <w:sz w:val="20"/>
-                <w:u w:val="single"/>
+                <w:u w:val="none"/>
               </w:rPr>
-              <w:t>_</w:t>
-            </w:r>
-            <w:r>
-              <w:rPr>
-                <w:rFonts w:ascii="Times New Roman" w:hAnsi="Times New Roman"/>
-                <w:b w:val="0"/>
-                <w:i w:val="0"/>
-                <w:sz w:val="20"/>
-                <w:u w:val="single"/>
-              </w:rPr>
-              <w:t>_</w:t>
-            </w:r>
-            <w:r>
-              <w:rPr>
-                <w:rFonts w:ascii="Times New Roman" w:hAnsi="Times New Roman"/>
-                <w:b w:val="0"/>
-                <w:i w:val="0"/>
-                <w:sz w:val="20"/>
-                <w:u w:val="single"/>
-              </w:rPr>
+              <w:t>____________</w:t>
             </w:r>
           </w:p>
         </w:tc>
@@ -644,28 +561,9 @@
                 <w:b w:val="0"/>
                 <w:i w:val="0"/>
                 <w:sz w:val="20"/>
-                <w:u w:val="single"/>
+                <w:u w:val="none"/>
               </w:rPr>
-              <w:t>_</w:t>
-            </w:r>
-            <w:r>
-              <w:rPr>
-                <w:rFonts w:ascii="Times New Roman" w:hAnsi="Times New Roman"/>
-                <w:b w:val="0"/>
-                <w:i w:val="0"/>
-                <w:sz w:val="20"/>
-                <w:u w:val="single"/>
-              </w:rPr>
-              <w:t>_</w:t>
-            </w:r>
-            <w:r>
-              <w:rPr>
-                <w:rFonts w:ascii="Times New Roman" w:hAnsi="Times New Roman"/>
-                <w:b w:val="0"/>
-                <w:i w:val="0"/>
-                <w:sz w:val="20"/>
-                <w:u w:val="single"/>
-              </w:rPr>
+              <w:t>____________</w:t>
             </w:r>
           </w:p>
         </w:tc>
@@ -839,29 +737,9 @@
                 <w:b w:val="0"/>
                 <w:i w:val="0"/>
                 <w:sz w:val="20"/>
-                <w:u w:val="single"/>
-              </w:rPr>
-              <w:t>_</w:t>
-            </w:r>
-            <w:r>
-              <w:rPr>
-                <w:rFonts w:ascii="Times New Roman" w:hAnsi="Times New Roman"/>
-                <w:b w:val="0"/>
-                <w:i w:val="0"/>
-                <w:sz w:val="20"/>
-                <w:u w:val="single"/>
-              </w:rPr>
-              <w:t>_</w:t>
-            </w:r>
-            <w:r>
-              <w:rPr>
-                <w:rFonts w:ascii="Times New Roman" w:hAnsi="Times New Roman"/>
-                <w:b w:val="0"/>
-                <w:i w:val="0"/>
-                <w:sz w:val="20"/>
                 <w:u w:val="none"/>
               </w:rPr>
-              <w:t>__ m²</w:t>
+              <w:t>____________ m²</w:t>
             </w:r>
           </w:p>
         </w:tc>
@@ -947,28 +825,9 @@
                 <w:b w:val="0"/>
                 <w:i w:val="0"/>
                 <w:sz w:val="20"/>
-                <w:u w:val="single"/>
+                <w:u w:val="none"/>
               </w:rPr>
-              <w:t>_</w:t>
-            </w:r>
-            <w:r>
-              <w:rPr>
-                <w:rFonts w:ascii="Times New Roman" w:hAnsi="Times New Roman"/>
-                <w:b w:val="0"/>
-                <w:i w:val="0"/>
-                <w:sz w:val="20"/>
-                <w:u w:val="single"/>
-              </w:rPr>
-              <w:t>_</w:t>
-            </w:r>
-            <w:r>
-              <w:rPr>
-                <w:rFonts w:ascii="Times New Roman" w:hAnsi="Times New Roman"/>
-                <w:b w:val="0"/>
-                <w:i w:val="0"/>
-                <w:sz w:val="20"/>
-                <w:u w:val="single"/>
-              </w:rPr>
+              <w:t>____________</w:t>
             </w:r>
           </w:p>
         </w:tc>
@@ -1057,72 +916,9 @@
           <w:rFonts w:ascii="Times New Roman" w:hAnsi="Times New Roman"/>
           <w:b w:val="0"/>
           <w:i w:val="0"/>
-          <w:u w:val="single"/>
+          <w:u w:val="none"/>
         </w:rPr>
-        <w:t>_</w:t>
-      </w:r>
-      <w:r>
-        <w:rPr>
-          <w:rFonts w:ascii="Times New Roman" w:hAnsi="Times New Roman"/>
-          <w:b w:val="0"/>
-          <w:i w:val="0"/>
-          <w:u w:val="single"/>
-        </w:rPr>
-        <w:t>_</w:t>
-      </w:r>
-      <w:r>
-        <w:rPr>
-          <w:rFonts w:ascii="Times New Roman" w:hAnsi="Times New Roman"/>
-          <w:b w:val="0"/>
-          <w:i w:val="0"/>
-          <w:u w:val="single"/>
-        </w:rPr>
-        <w:t>_</w:t>
-      </w:r>
-      <w:r>
-        <w:rPr>
-          <w:rFonts w:ascii="Times New Roman" w:hAnsi="Times New Roman"/>
-          <w:b w:val="0"/>
-          <w:i w:val="0"/>
-          <w:u w:val="single"/>
-        </w:rPr>
-        <w:t>_</w:t>
-      </w:r>
-      <w:r>
-        <w:rPr>
-          <w:rFonts w:ascii="Times New Roman" w:hAnsi="Times New Roman"/>
-          <w:b w:val="0"/>
-          <w:i w:val="0"/>
-          <w:u w:val="single"/>
-        </w:rPr>
-        <w:t>_</w:t>
-      </w:r>
-      <w:r>
-        <w:rPr>
-          <w:rFonts w:ascii="Times New Roman" w:hAnsi="Times New Roman"/>
-          <w:b w:val="0"/>
-          <w:i w:val="0"/>
-          <w:u w:val="single"/>
-        </w:rPr>
-        <w:t>_</w:t>
-      </w:r>
-      <w:r>
-        <w:rPr>
-          <w:rFonts w:ascii="Times New Roman" w:hAnsi="Times New Roman"/>
-          <w:b w:val="0"/>
-          <w:i w:val="0"/>
-          <w:u w:val="single"/>
-        </w:rPr>
-        <w:t>_</w:t>
-      </w:r>
-      <w:r>
-        <w:rPr>
-          <w:rFonts w:ascii="Times New Roman" w:hAnsi="Times New Roman"/>
-          <w:b w:val="0"/>
-          <w:i w:val="0"/>
-          <w:u w:val="single"/>
-        </w:rPr>
-        <w:t>_</w:t>
+        <w:t>________________________________________</w:t>
       </w:r>
     </w:p>
     <w:p>
@@ -1186,36 +982,7 @@
           <w:sz w:val="22"/>
           <w:u w:val="none"/>
         </w:rPr>
-        <w:t xml:space="preserve">NOVA BIENESTAR INTEGRAL S.A.S. — NIT </w:t>
-      </w:r>
-      <w:r>
-        <w:rPr>
-          <w:rFonts w:ascii="Times New Roman" w:hAnsi="Times New Roman"/>
-          <w:b w:val="0"/>
-          <w:i w:val="0"/>
-          <w:sz w:val="22"/>
-          <w:u w:val="single"/>
-        </w:rPr>
-        <w:t>_</w:t>
-      </w:r>
-      <w:r>
-        <w:rPr>
-          <w:rFonts w:ascii="Times New Roman" w:hAnsi="Times New Roman"/>
-          <w:b w:val="0"/>
-          <w:i w:val="0"/>
-          <w:sz w:val="22"/>
-          <w:u w:val="single"/>
-        </w:rPr>
-        <w:t>_</w:t>
-      </w:r>
-      <w:r>
-        <w:rPr>
-          <w:rFonts w:ascii="Times New Roman" w:hAnsi="Times New Roman"/>
-          <w:b w:val="0"/>
-          <w:i w:val="0"/>
-          <w:sz w:val="22"/>
-          <w:u w:val="single"/>
-        </w:rPr>
+        <w:t>NOVA BIENESTAR INTEGRAL S.A.S. — NIT ____________</w:t>
       </w:r>
     </w:p>
     <w:p>
@@ -1250,52 +1017,7 @@
           <w:i w:val="0"/>
           <w:u w:val="none"/>
         </w:rPr>
-        <w:t xml:space="preserve">Medellín (Antioquia), </w:t>
-      </w:r>
-      <w:r>
-        <w:rPr>
-          <w:rFonts w:ascii="Times New Roman" w:hAnsi="Times New Roman"/>
-          <w:b w:val="0"/>
-          <w:i w:val="0"/>
-          <w:u w:val="single"/>
-        </w:rPr>
-        <w:t>_</w:t>
-      </w:r>
-      <w:r>
-        <w:rPr>
-          <w:rFonts w:ascii="Times New Roman" w:hAnsi="Times New Roman"/>
-          <w:b w:val="0"/>
-          <w:i w:val="0"/>
-          <w:u w:val="none"/>
-        </w:rPr>
-        <w:t xml:space="preserve">_ de </w:t>
-      </w:r>
-      <w:r>
-        <w:rPr>
-          <w:rFonts w:ascii="Times New Roman" w:hAnsi="Times New Roman"/>
-          <w:b w:val="0"/>
-          <w:i w:val="0"/>
-          <w:u w:val="single"/>
-        </w:rPr>
-        <w:t>_</w:t>
-      </w:r>
-      <w:r>
-        <w:rPr>
-          <w:rFonts w:ascii="Times New Roman" w:hAnsi="Times New Roman"/>
-          <w:b w:val="0"/>
-          <w:i w:val="0"/>
-          <w:u w:val="single"/>
-        </w:rPr>
-        <w:t>_</w:t>
-      </w:r>
-      <w:r>
-        <w:rPr>
-          <w:rFonts w:ascii="Times New Roman" w:hAnsi="Times New Roman"/>
-          <w:b w:val="0"/>
-          <w:i w:val="0"/>
-          <w:u w:val="none"/>
-        </w:rPr>
-        <w:t>____ de 2026</w:t>
+        <w:t>Medellín (Antioquia), ______ de ______________ de 2026</w:t>
       </w:r>
     </w:p>
     <w:p>
@@ -1660,28 +1382,9 @@
                 <w:b w:val="0"/>
                 <w:i w:val="0"/>
                 <w:sz w:val="20"/>
-                <w:u w:val="single"/>
+                <w:u w:val="none"/>
               </w:rPr>
-              <w:t>_</w:t>
-            </w:r>
-            <w:r>
-              <w:rPr>
-                <w:rFonts w:ascii="Times New Roman" w:hAnsi="Times New Roman"/>
-                <w:b w:val="0"/>
-                <w:i w:val="0"/>
-                <w:sz w:val="20"/>
-                <w:u w:val="single"/>
-              </w:rPr>
-              <w:t>_</w:t>
-            </w:r>
-            <w:r>
-              <w:rPr>
-                <w:rFonts w:ascii="Times New Roman" w:hAnsi="Times New Roman"/>
-                <w:b w:val="0"/>
-                <w:i w:val="0"/>
-                <w:sz w:val="20"/>
-                <w:u w:val="single"/>
-              </w:rPr>
+              <w:t>____________</w:t>
             </w:r>
           </w:p>
         </w:tc>
@@ -1811,29 +1514,9 @@
                 <w:b w:val="0"/>
                 <w:i w:val="0"/>
                 <w:sz w:val="20"/>
-                <w:u w:val="single"/>
-              </w:rPr>
-              <w:t>_</w:t>
-            </w:r>
-            <w:r>
-              <w:rPr>
-                <w:rFonts w:ascii="Times New Roman" w:hAnsi="Times New Roman"/>
-                <w:b w:val="0"/>
-                <w:i w:val="0"/>
-                <w:sz w:val="20"/>
-                <w:u w:val="single"/>
-              </w:rPr>
-              <w:t>_</w:t>
-            </w:r>
-            <w:r>
-              <w:rPr>
-                <w:rFonts w:ascii="Times New Roman" w:hAnsi="Times New Roman"/>
-                <w:b w:val="0"/>
-                <w:i w:val="0"/>
-                <w:sz w:val="20"/>
                 <w:u w:val="none"/>
               </w:rPr>
-              <w:t>__ de la Cámara de Comercio de Medellín para Antioquia</w:t>
+              <w:t>____________ de la Cámara de Comercio de Medellín para Antioquia</w:t>
             </w:r>
           </w:p>
         </w:tc>
@@ -2739,72 +2422,9 @@
           <w:rFonts w:ascii="Times New Roman" w:hAnsi="Times New Roman"/>
           <w:b w:val="0"/>
           <w:i w:val="0"/>
-          <w:u w:val="single"/>
+          <w:u w:val="none"/>
         </w:rPr>
-        <w:t>_</w:t>
-      </w:r>
-      <w:r>
-        <w:rPr>
-          <w:rFonts w:ascii="Times New Roman" w:hAnsi="Times New Roman"/>
-          <w:b w:val="0"/>
-          <w:i w:val="0"/>
-          <w:u w:val="single"/>
-        </w:rPr>
-        <w:t>_</w:t>
-      </w:r>
-      <w:r>
-        <w:rPr>
-          <w:rFonts w:ascii="Times New Roman" w:hAnsi="Times New Roman"/>
-          <w:b w:val="0"/>
-          <w:i w:val="0"/>
-          <w:u w:val="single"/>
-        </w:rPr>
-        <w:t>_</w:t>
-      </w:r>
-      <w:r>
-        <w:rPr>
-          <w:rFonts w:ascii="Times New Roman" w:hAnsi="Times New Roman"/>
-          <w:b w:val="0"/>
-          <w:i w:val="0"/>
-          <w:u w:val="single"/>
-        </w:rPr>
-        <w:t>_</w:t>
-      </w:r>
-      <w:r>
-        <w:rPr>
-          <w:rFonts w:ascii="Times New Roman" w:hAnsi="Times New Roman"/>
-          <w:b w:val="0"/>
-          <w:i w:val="0"/>
-          <w:u w:val="single"/>
-        </w:rPr>
-        <w:t>_</w:t>
-      </w:r>
-      <w:r>
-        <w:rPr>
-          <w:rFonts w:ascii="Times New Roman" w:hAnsi="Times New Roman"/>
-          <w:b w:val="0"/>
-          <w:i w:val="0"/>
-          <w:u w:val="single"/>
-        </w:rPr>
-        <w:t>_</w:t>
-      </w:r>
-      <w:r>
-        <w:rPr>
-          <w:rFonts w:ascii="Times New Roman" w:hAnsi="Times New Roman"/>
-          <w:b w:val="0"/>
-          <w:i w:val="0"/>
-          <w:u w:val="single"/>
-        </w:rPr>
-        <w:t>_</w:t>
-      </w:r>
-      <w:r>
-        <w:rPr>
-          <w:rFonts w:ascii="Times New Roman" w:hAnsi="Times New Roman"/>
-          <w:b w:val="0"/>
-          <w:i w:val="0"/>
-          <w:u w:val="single"/>
-        </w:rPr>
-        <w:t>_</w:t>
+        <w:t>________________________________________</w:t>
       </w:r>
     </w:p>
     <w:p>
@@ -2903,52 +2523,7 @@
           <w:i w:val="0"/>
           <w:u w:val="none"/>
         </w:rPr>
-        <w:t xml:space="preserve">Medellín (Antioquia), </w:t>
-      </w:r>
-      <w:r>
-        <w:rPr>
-          <w:rFonts w:ascii="Times New Roman" w:hAnsi="Times New Roman"/>
-          <w:b w:val="0"/>
-          <w:i w:val="0"/>
-          <w:u w:val="single"/>
-        </w:rPr>
-        <w:t>_</w:t>
-      </w:r>
-      <w:r>
-        <w:rPr>
-          <w:rFonts w:ascii="Times New Roman" w:hAnsi="Times New Roman"/>
-          <w:b w:val="0"/>
-          <w:i w:val="0"/>
-          <w:u w:val="none"/>
-        </w:rPr>
-        <w:t xml:space="preserve">_ de </w:t>
-      </w:r>
-      <w:r>
-        <w:rPr>
-          <w:rFonts w:ascii="Times New Roman" w:hAnsi="Times New Roman"/>
-          <w:b w:val="0"/>
-          <w:i w:val="0"/>
-          <w:u w:val="single"/>
-        </w:rPr>
-        <w:t>_</w:t>
-      </w:r>
-      <w:r>
-        <w:rPr>
-          <w:rFonts w:ascii="Times New Roman" w:hAnsi="Times New Roman"/>
-          <w:b w:val="0"/>
-          <w:i w:val="0"/>
-          <w:u w:val="single"/>
-        </w:rPr>
-        <w:t>_</w:t>
-      </w:r>
-      <w:r>
-        <w:rPr>
-          <w:rFonts w:ascii="Times New Roman" w:hAnsi="Times New Roman"/>
-          <w:b w:val="0"/>
-          <w:i w:val="0"/>
-          <w:u w:val="none"/>
-        </w:rPr>
-        <w:t>____ de 2026</w:t>
+        <w:t>Medellín (Antioquia), ______ de ______________ de 2026</w:t>
       </w:r>
     </w:p>
     <w:p>
@@ -3224,28 +2799,9 @@
                 <w:b w:val="0"/>
                 <w:i w:val="0"/>
                 <w:sz w:val="20"/>
-                <w:u w:val="single"/>
+                <w:u w:val="none"/>
               </w:rPr>
-              <w:t>_</w:t>
-            </w:r>
-            <w:r>
-              <w:rPr>
-                <w:rFonts w:ascii="Times New Roman" w:hAnsi="Times New Roman"/>
-                <w:b w:val="0"/>
-                <w:i w:val="0"/>
-                <w:sz w:val="20"/>
-                <w:u w:val="single"/>
-              </w:rPr>
-              <w:t>_</w:t>
-            </w:r>
-            <w:r>
-              <w:rPr>
-                <w:rFonts w:ascii="Times New Roman" w:hAnsi="Times New Roman"/>
-                <w:b w:val="0"/>
-                <w:i w:val="0"/>
-                <w:sz w:val="20"/>
-                <w:u w:val="single"/>
-              </w:rPr>
+              <w:t>____________</w:t>
             </w:r>
           </w:p>
         </w:tc>
@@ -3287,28 +2843,9 @@
                 <w:b w:val="0"/>
                 <w:i w:val="0"/>
                 <w:sz w:val="20"/>
-                <w:u w:val="single"/>
+                <w:u w:val="none"/>
               </w:rPr>
-              <w:t>_</w:t>
-            </w:r>
-            <w:r>
-              <w:rPr>
-                <w:rFonts w:ascii="Times New Roman" w:hAnsi="Times New Roman"/>
-                <w:b w:val="0"/>
-                <w:i w:val="0"/>
-                <w:sz w:val="20"/>
-                <w:u w:val="single"/>
-              </w:rPr>
-              <w:t>_</w:t>
-            </w:r>
-            <w:r>
-              <w:rPr>
-                <w:rFonts w:ascii="Times New Roman" w:hAnsi="Times New Roman"/>
-                <w:b w:val="0"/>
-                <w:i w:val="0"/>
-                <w:sz w:val="20"/>
-                <w:u w:val="single"/>
-              </w:rPr>
+              <w:t>____________</w:t>
             </w:r>
           </w:p>
         </w:tc>
@@ -3792,36 +3329,7 @@
                 <w:sz w:val="20"/>
                 <w:u w:val="none"/>
               </w:rPr>
-              <w:t xml:space="preserve">[Nombre] — T.P. n.º </w:t>
-            </w:r>
-            <w:r>
-              <w:rPr>
-                <w:rFonts w:ascii="Times New Roman" w:hAnsi="Times New Roman"/>
-                <w:b w:val="0"/>
-                <w:i w:val="0"/>
-                <w:sz w:val="20"/>
-                <w:u w:val="single"/>
-              </w:rPr>
-              <w:t>_</w:t>
-            </w:r>
-            <w:r>
-              <w:rPr>
-                <w:rFonts w:ascii="Times New Roman" w:hAnsi="Times New Roman"/>
-                <w:b w:val="0"/>
-                <w:i w:val="0"/>
-                <w:sz w:val="20"/>
-                <w:u w:val="single"/>
-              </w:rPr>
-              <w:t>_</w:t>
-            </w:r>
-            <w:r>
-              <w:rPr>
-                <w:rFonts w:ascii="Times New Roman" w:hAnsi="Times New Roman"/>
-                <w:b w:val="0"/>
-                <w:i w:val="0"/>
-                <w:sz w:val="20"/>
-                <w:u w:val="single"/>
-              </w:rPr>
+              <w:t>[Nombre] — T.P. n.º ____________</w:t>
             </w:r>
           </w:p>
         </w:tc>
@@ -3881,72 +3389,9 @@
           <w:rFonts w:ascii="Times New Roman" w:hAnsi="Times New Roman"/>
           <w:b w:val="0"/>
           <w:i w:val="0"/>
-          <w:u w:val="single"/>
+          <w:u w:val="none"/>
         </w:rPr>
-        <w:t>_</w:t>
-      </w:r>
-      <w:r>
-        <w:rPr>
-          <w:rFonts w:ascii="Times New Roman" w:hAnsi="Times New Roman"/>
-          <w:b w:val="0"/>
-          <w:i w:val="0"/>
-          <w:u w:val="single"/>
-        </w:rPr>
-        <w:t>_</w:t>
-      </w:r>
-      <w:r>
-        <w:rPr>
-          <w:rFonts w:ascii="Times New Roman" w:hAnsi="Times New Roman"/>
-          <w:b w:val="0"/>
-          <w:i w:val="0"/>
-          <w:u w:val="single"/>
-        </w:rPr>
-        <w:t>_</w:t>
-      </w:r>
-      <w:r>
-        <w:rPr>
-          <w:rFonts w:ascii="Times New Roman" w:hAnsi="Times New Roman"/>
-          <w:b w:val="0"/>
-          <w:i w:val="0"/>
-          <w:u w:val="single"/>
-        </w:rPr>
-        <w:t>_</w:t>
-      </w:r>
-      <w:r>
-        <w:rPr>
-          <w:rFonts w:ascii="Times New Roman" w:hAnsi="Times New Roman"/>
-          <w:b w:val="0"/>
-          <w:i w:val="0"/>
-          <w:u w:val="single"/>
-        </w:rPr>
-        <w:t>_</w:t>
-      </w:r>
-      <w:r>
-        <w:rPr>
-          <w:rFonts w:ascii="Times New Roman" w:hAnsi="Times New Roman"/>
-          <w:b w:val="0"/>
-          <w:i w:val="0"/>
-          <w:u w:val="single"/>
-        </w:rPr>
-        <w:t>_</w:t>
-      </w:r>
-      <w:r>
-        <w:rPr>
-          <w:rFonts w:ascii="Times New Roman" w:hAnsi="Times New Roman"/>
-          <w:b w:val="0"/>
-          <w:i w:val="0"/>
-          <w:u w:val="single"/>
-        </w:rPr>
-        <w:t>_</w:t>
-      </w:r>
-      <w:r>
-        <w:rPr>
-          <w:rFonts w:ascii="Times New Roman" w:hAnsi="Times New Roman"/>
-          <w:b w:val="0"/>
-          <w:i w:val="0"/>
-          <w:u w:val="single"/>
-        </w:rPr>
-        <w:t>_</w:t>
+        <w:t>________________________________________</w:t>
       </w:r>
     </w:p>
     <w:p>

--- a/constitucion_sas_nova_bienestar/docx/13_Solicitudes_ante_otras_entidades.docx
+++ b/constitucion_sas_nova_bienestar/docx/13_Solicitudes_ante_otras_entidades.docx
@@ -31,7 +31,7 @@
           <w:sz w:val="24"/>
           <w:u w:val="none"/>
         </w:rPr>
-        <w:t>Trámites que completan la puesta en funcionamiento — NOVA BIENESTAR INTEGRAL S.A.S.</w:t>
+        <w:t>Trámites que completan la puesta en funcionamiento. NOVA BIENESTAR INTEGRAL S.A.S.</w:t>
       </w:r>
     </w:p>
     <w:p>
@@ -174,7 +174,7 @@
           <w:i w:val="0"/>
           <w:u w:val="none"/>
         </w:rPr>
-        <w:t>CURADURÍA URBANA — DEPARTAMENTO ADMINISTRATIVO DE PLANEACIÓN</w:t>
+        <w:t>CURADURÍA URBANA. DEPARTAMENTO ADMINISTRATIVO DE PLANEACIÓN</w:t>
       </w:r>
     </w:p>
     <w:p>
@@ -982,7 +982,7 @@
           <w:sz w:val="22"/>
           <w:u w:val="none"/>
         </w:rPr>
-        <w:t>NOVA BIENESTAR INTEGRAL S.A.S. — NIT ____________</w:t>
+        <w:t>NOVA BIENESTAR INTEGRAL S.A.S., NIT ____________</w:t>
       </w:r>
     </w:p>
     <w:p>
@@ -1086,7 +1086,7 @@
           <w:i w:val="0"/>
           <w:u w:val="none"/>
         </w:rPr>
-        <w:t xml:space="preserve"> Solicitud de inscripción en el Registro Especial de Prestadores de Servicios de Salud y habilitación de servicios — </w:t>
+        <w:t xml:space="preserve"> Solicitud de inscripción en el Registro Especial de Prestadores de Servicios de Salud y habilitación de servicios, </w:t>
       </w:r>
       <w:r>
         <w:rPr>
@@ -1560,7 +1560,7 @@
                 <w:sz w:val="20"/>
                 <w:u w:val="none"/>
               </w:rPr>
-              <w:t>Mariana López Castaño — C.C. 1.039.672.481</w:t>
+              <w:t>Mariana López Castaño, C.C. 1.039.672.481</w:t>
             </w:r>
           </w:p>
         </w:tc>
@@ -2280,7 +2280,7 @@
           <w:i w:val="0"/>
           <w:u w:val="none"/>
         </w:rPr>
-        <w:t>, momento desde el cual —y no antes— la sociedad podrá ofertar y prestar los servicios de salud.</w:t>
+        <w:t>, momento desde el cual, y no antes, la sociedad podrá ofertar y prestar los servicios de salud.</w:t>
       </w:r>
     </w:p>
     <w:p>
@@ -2592,7 +2592,7 @@
           <w:i w:val="0"/>
           <w:u w:val="none"/>
         </w:rPr>
-        <w:t xml:space="preserve"> Inscripción en el Registro de Información Tributaria (RIT) — impuesto de industria y comercio, avisos y tableros — </w:t>
+        <w:t xml:space="preserve"> Inscripción en el Registro de Información Tributaria (RIT), correspondiente al impuesto de industria y comercio y a su complementario de avisos y tableros, de </w:t>
       </w:r>
       <w:r>
         <w:rPr>
@@ -3285,7 +3285,7 @@
                 <w:sz w:val="20"/>
                 <w:u w:val="none"/>
               </w:rPr>
-              <w:t>Mariana López Castaño — C.C. 1.039.672.481</w:t>
+              <w:t>Mariana López Castaño, C.C. 1.039.672.481</w:t>
             </w:r>
           </w:p>
         </w:tc>
@@ -3329,7 +3329,7 @@
                 <w:sz w:val="20"/>
                 <w:u w:val="none"/>
               </w:rPr>
-              <w:t>[Nombre] — T.P. n.º ____________</w:t>
+              <w:t>[Nombre], T.P. n.º ____________</w:t>
             </w:r>
           </w:p>
         </w:tc>
@@ -5467,7 +5467,7 @@
         <w:color w:val="555555"/>
         <w:sz w:val="16"/>
       </w:rPr>
-      <w:t>NOVA BIENESTAR INTEGRAL S.A.S. — Solicitudes ante otras entidades</w:t>
+      <w:t>NOVA BIENESTAR INTEGRAL S.A.S. Solicitudes ante otras entidades</w:t>
     </w:r>
   </w:p>
 </w:hdr>
